--- a/交付成果/第三轮修订版/第三轮4周版/读书会12_缘起深入与二十四缘_4周资料包（第三版修订）/Word版/第1周_二十四缘总框架与前三缘_主持人版.docx
+++ b/交付成果/第三轮修订版/第三轮4周版/读书会12_缘起深入与二十四缘_4周资料包（第三版修订）/Word版/第1周_二十四缘总框架与前三缘_主持人版.docx
@@ -3485,6 +3485,94 @@
                 <w:sz w:val="22"/>
               </w:rPr>
               <w:t>"二十四缘广释"我们就粗略地学习到这里。通过学习，我们会明白生存需要无数条件、各种缘力的支助。我们的生命其实就是名法、色法、缘力这三个要素以二十四种方式有效地组合在一起。如下图所示（《表解》（ch.8-18））：（原文表）缘法＝89心、52心所、28色、涅槃、概念；缘所生法＝89心、52心所、28色；缘力＝因的缘力、所缘的缘力、增上的缘力、无间的缘力、等无间的缘力、俱生的缘力、相互的缘力、依止的缘力、亲依止的缘力、前生的缘力、后生的缘力、重复的缘力、业的缘力、果报的缘力、食的缘力、根的缘力、禅那的缘力、道的缘力、相应的缘力、不相应的缘力、有的缘力、无有的缘力、离去的缘力、不离去的缘力（共 24 条）。</w:t>
+            </w:r>
+          </w:p>
+        </w:tc>
+      </w:tr>
+    </w:tbl>
+    <w:p>
+      <w:pPr>
+        <w:spacing w:after="40"/>
+      </w:pPr>
+    </w:p>
+    <w:tbl>
+      <w:tblPr>
+        <w:tblW w:type="auto" w:w="0"/>
+        <w:jc w:val="center"/>
+        <w:tblLook w:firstColumn="1" w:firstRow="1" w:lastColumn="0" w:lastRow="0" w:noHBand="0" w:noVBand="1" w:val="04A0"/>
+      </w:tblPr>
+      <w:tblGrid>
+        <w:gridCol w:w="9638"/>
+      </w:tblGrid>
+      <w:tr>
+        <w:tc>
+          <w:tcPr>
+            <w:tcW w:type="dxa" w:w="9638"/>
+            <w:shd w:val="clear" w:color="auto" w:fill="F2F7FB"/>
+            <w:tcBorders>
+              <w:start w:val="single" w:sz="24" w:color="2E5C8A"/>
+            </w:tcBorders>
+            <w:tcMar>
+              <w:top w:w="40" w:type="dxa"/>
+              <w:bottom w:w="40" w:type="dxa"/>
+              <w:start w:w="120" w:type="dxa"/>
+              <w:end w:w="120" w:type="dxa"/>
+            </w:tcMar>
+          </w:tcPr>
+          <w:p>
+            <w:pPr>
+              <w:spacing w:line="324" w:lineRule="auto" w:after="60"/>
+            </w:pPr>
+            <w:r/>
+            <w:r>
+              <w:rPr>
+                <w:rFonts w:ascii="宋体" w:hAnsi="宋体" w:eastAsia="宋体"/>
+                <w:b w:val="0"/>
+                <w:i w:val="0"/>
+                <w:color w:val="333333"/>
+                <w:sz w:val="22"/>
+              </w:rPr>
+              <w:t xml:space="preserve">🖼 </w:t>
+            </w:r>
+            <w:r>
+              <w:rPr>
+                <w:rFonts w:ascii="宋体" w:hAnsi="宋体" w:eastAsia="宋体"/>
+                <w:b/>
+                <w:i w:val="0"/>
+                <w:color w:val="333333"/>
+                <w:sz w:val="22"/>
+              </w:rPr>
+              <w:t>课件原图</w:t>
+            </w:r>
+            <w:r>
+              <w:rPr>
+                <w:rFonts w:ascii="宋体" w:hAnsi="宋体" w:eastAsia="宋体"/>
+                <w:b w:val="0"/>
+                <w:i w:val="0"/>
+                <w:color w:val="333333"/>
+                <w:sz w:val="22"/>
+              </w:rPr>
+              <w:t>（《表解》ch.8-18「二十四缘之缘法与缘所生法」）：</w:t>
+            </w:r>
+          </w:p>
+          <w:p>
+            <w:pPr>
+              <w:spacing w:line="324" w:lineRule="auto" w:after="60"/>
+            </w:pPr>
+          </w:p>
+          <w:p>
+            <w:pPr>
+              <w:spacing w:line="324" w:lineRule="auto" w:after="60"/>
+            </w:pPr>
+            <w:r>
+              <w:rPr>
+                <w:rFonts w:ascii="宋体" w:hAnsi="宋体" w:eastAsia="宋体"/>
+                <w:b w:val="0"/>
+                <w:i w:val="0"/>
+                <w:color w:val="333333"/>
+                <w:sz w:val="22"/>
+              </w:rPr>
+              <w:t>![素材图_二十四缘缘法与缘所生法_ch8-18.png](素材图_二十四缘缘法与缘所生法_ch8-18.png)</w:t>
             </w:r>
           </w:p>
           <w:p>

--- a/交付成果/第三轮修订版/第三轮4周版/读书会12_缘起深入与二十四缘_4周资料包（第三版修订）/Word版/第1周_二十四缘总框架与前三缘_主持人版.docx
+++ b/交付成果/第三轮修订版/第三轮4周版/读书会12_缘起深入与二十四缘_4周资料包（第三版修订）/Word版/第1周_二十四缘总框架与前三缘_主持人版.docx
@@ -3560,25 +3560,82 @@
               <w:spacing w:line="324" w:lineRule="auto" w:after="60"/>
             </w:pPr>
           </w:p>
+        </w:tc>
+      </w:tr>
+    </w:tbl>
+    <w:p>
+      <w:pPr>
+        <w:spacing w:after="40"/>
+      </w:pPr>
+    </w:p>
+    <w:p>
+      <w:pPr>
+        <w:jc w:val="center"/>
+      </w:pPr>
+      <w:r>
+        <w:drawing>
+          <wp:inline xmlns:a="http://schemas.openxmlformats.org/drawingml/2006/main" xmlns:pic="http://schemas.openxmlformats.org/drawingml/2006/picture">
+            <wp:extent cx="5040000" cy="7545600"/>
+            <wp:docPr id="1" name="Picture 1"/>
+            <wp:cNvGraphicFramePr>
+              <a:graphicFrameLocks noChangeAspect="1"/>
+            </wp:cNvGraphicFramePr>
+            <a:graphic>
+              <a:graphicData uri="http://schemas.openxmlformats.org/drawingml/2006/picture">
+                <pic:pic>
+                  <pic:nvPicPr>
+                    <pic:cNvPr id="0" name="素材图_二十四缘缘法与缘所生法_ch8-18.png"/>
+                    <pic:cNvPicPr/>
+                  </pic:nvPicPr>
+                  <pic:blipFill>
+                    <a:blip r:embed="rId11"/>
+                    <a:stretch>
+                      <a:fillRect/>
+                    </a:stretch>
+                  </pic:blipFill>
+                  <pic:spPr>
+                    <a:xfrm>
+                      <a:off x="0" y="0"/>
+                      <a:ext cx="5040000" cy="7545600"/>
+                    </a:xfrm>
+                    <a:prstGeom prst="rect"/>
+                  </pic:spPr>
+                </pic:pic>
+              </a:graphicData>
+            </a:graphic>
+          </wp:inline>
+        </w:drawing>
+      </w:r>
+    </w:p>
+    <w:tbl>
+      <w:tblPr>
+        <w:tblW w:type="auto" w:w="0"/>
+        <w:jc w:val="center"/>
+        <w:tblLook w:firstColumn="1" w:firstRow="1" w:lastColumn="0" w:lastRow="0" w:noHBand="0" w:noVBand="1" w:val="04A0"/>
+      </w:tblPr>
+      <w:tblGrid>
+        <w:gridCol w:w="9638"/>
+      </w:tblGrid>
+      <w:tr>
+        <w:tc>
+          <w:tcPr>
+            <w:tcW w:type="dxa" w:w="9638"/>
+            <w:shd w:val="clear" w:color="auto" w:fill="F2F7FB"/>
+            <w:tcBorders>
+              <w:start w:val="single" w:sz="24" w:color="2E5C8A"/>
+            </w:tcBorders>
+            <w:tcMar>
+              <w:top w:w="40" w:type="dxa"/>
+              <w:bottom w:w="40" w:type="dxa"/>
+              <w:start w:w="120" w:type="dxa"/>
+              <w:end w:w="120" w:type="dxa"/>
+            </w:tcMar>
+          </w:tcPr>
           <w:p>
             <w:pPr>
               <w:spacing w:line="324" w:lineRule="auto" w:after="60"/>
             </w:pPr>
-            <w:r>
-              <w:rPr>
-                <w:rFonts w:ascii="宋体" w:hAnsi="宋体" w:eastAsia="宋体"/>
-                <w:b w:val="0"/>
-                <w:i w:val="0"/>
-                <w:color w:val="333333"/>
-                <w:sz w:val="22"/>
-              </w:rPr>
-              <w:t>![素材图_二十四缘缘法与缘所生法_ch8-18.png](素材图_二十四缘缘法与缘所生法_ch8-18.png)</w:t>
-            </w:r>
-          </w:p>
-          <w:p>
-            <w:pPr>
-              <w:spacing w:line="324" w:lineRule="auto" w:after="60"/>
-            </w:pPr>
+            <w:r/>
           </w:p>
           <w:p>
             <w:pPr>
